--- a/Carreras/Ingeniería de sistemas e IA/Formato.docx
+++ b/Carreras/Ingeniería de sistemas e IA/Formato.docx
@@ -10049,46 +10049,6 @@
           <w:sz w:val="20"/>
         </w:rPr>
       </w:pPr>
-      <w:r>
-        <w:rPr>
-          <w:noProof/>
-        </w:rPr>
-        <w:drawing>
-          <wp:inline distT="0" distB="0" distL="0" distR="0" wp14:anchorId="1BA562E5" wp14:editId="32CFA437">
-            <wp:extent cx="4320914" cy="1371719"/>
-            <wp:effectExtent l="0" t="0" r="3810" b="0"/>
-            <wp:docPr id="17" name="Imagen 17"/>
-            <wp:cNvGraphicFramePr>
-              <a:graphicFrameLocks xmlns:a="http://schemas.openxmlformats.org/drawingml/2006/main" noChangeAspect="1"/>
-            </wp:cNvGraphicFramePr>
-            <a:graphic xmlns:a="http://schemas.openxmlformats.org/drawingml/2006/main">
-              <a:graphicData uri="http://schemas.openxmlformats.org/drawingml/2006/picture">
-                <pic:pic xmlns:pic="http://schemas.openxmlformats.org/drawingml/2006/picture">
-                  <pic:nvPicPr>
-                    <pic:cNvPr id="1" name=""/>
-                    <pic:cNvPicPr/>
-                  </pic:nvPicPr>
-                  <pic:blipFill>
-                    <a:blip r:embed="rId7"/>
-                    <a:stretch>
-                      <a:fillRect/>
-                    </a:stretch>
-                  </pic:blipFill>
-                  <pic:spPr>
-                    <a:xfrm>
-                      <a:off x="0" y="0"/>
-                      <a:ext cx="4320914" cy="1371719"/>
-                    </a:xfrm>
-                    <a:prstGeom prst="rect">
-                      <a:avLst/>
-                    </a:prstGeom>
-                  </pic:spPr>
-                </pic:pic>
-              </a:graphicData>
-            </a:graphic>
-          </wp:inline>
-        </w:drawing>
-      </w:r>
     </w:p>
     <w:p>
       <w:pPr>
@@ -10111,6 +10071,47 @@
           <w:sz w:val="20"/>
         </w:rPr>
       </w:pPr>
+      <w:r>
+        <w:rPr>
+          <w:rFonts w:ascii="Calibri Light" w:hAnsi="Calibri Light" w:cs="Calibri Light"/>
+          <w:sz w:val="20"/>
+        </w:rPr>
+        <w:drawing>
+          <wp:inline distT="0" distB="0" distL="0" distR="0" wp14:anchorId="2B1E99A4" wp14:editId="4FF8F381">
+            <wp:extent cx="4343776" cy="1371719"/>
+            <wp:effectExtent l="0" t="0" r="0" b="0"/>
+            <wp:docPr id="1" name="Imagen 1"/>
+            <wp:cNvGraphicFramePr>
+              <a:graphicFrameLocks xmlns:a="http://schemas.openxmlformats.org/drawingml/2006/main" noChangeAspect="1"/>
+            </wp:cNvGraphicFramePr>
+            <a:graphic xmlns:a="http://schemas.openxmlformats.org/drawingml/2006/main">
+              <a:graphicData uri="http://schemas.openxmlformats.org/drawingml/2006/picture">
+                <pic:pic xmlns:pic="http://schemas.openxmlformats.org/drawingml/2006/picture">
+                  <pic:nvPicPr>
+                    <pic:cNvPr id="1" name=""/>
+                    <pic:cNvPicPr/>
+                  </pic:nvPicPr>
+                  <pic:blipFill>
+                    <a:blip r:embed="rId7"/>
+                    <a:stretch>
+                      <a:fillRect/>
+                    </a:stretch>
+                  </pic:blipFill>
+                  <pic:spPr>
+                    <a:xfrm>
+                      <a:off x="0" y="0"/>
+                      <a:ext cx="4343776" cy="1371719"/>
+                    </a:xfrm>
+                    <a:prstGeom prst="rect">
+                      <a:avLst/>
+                    </a:prstGeom>
+                  </pic:spPr>
+                </pic:pic>
+              </a:graphicData>
+            </a:graphic>
+          </wp:inline>
+        </w:drawing>
+      </w:r>
     </w:p>
     <w:p>
       <w:pPr>
